--- a/docs/SFS_Node_Hardware_Documentation_v0.1.docx
+++ b/docs/SFS_Node_Hardware_Documentation_v0.1.docx
@@ -1189,7 +1189,7 @@
       </w:pPr>
       <w:r>
         <w:rPr/>
-        <w:t>A starter Bill of Materials (CSV) is provided in the project repository (electronics/bom/). Manufacturer part numbers, quantities and supplier references will be completed alongside the schematic source files.</w:t>
+        <w:t>The full Bill of Materials (CSV) is provided in the project repository (electronics/bom/BOM_SFS_Node_v0.1.csv), with manufacturer part numbers, packages, quantities and supplier references (Farnell part numbers).</w:t>
       </w:r>
     </w:p>
     <w:p>
@@ -1441,7 +1441,7 @@
       </w:pPr>
       <w:r>
         <w:rPr/>
-        <w:t>Files provided in the v0.1 repository: schematic PDF, Gerber fabrication files, and a starter BOM (CSV). Enclosure STL files and the editable schematic/PCB source files (Altium project) are pending and will be added in a later update (source files after June 2026). PCB is reproducible via any standard 2-layer FR4 fabrication service; the enclosure is printable on any FDM printer. Validated through field deployment at Novak farm, Kranj, Slovenia (4 sensor nodes, 1 concentrator) under OpenAgri SIP13.</w:t>
+        <w:t>Files provided in the v0.1 repository: schematic PDF, Gerber fabrication files, and the full BOM (CSV). Enclosure STL files and the editable schematic/PCB source files (Altium project) are pending and will be added in a later update (source files after June 2026). PCB is reproducible via any standard 2-layer FR4 fabrication service; the enclosure is printable on any FDM printer. Validated through field deployment at Novak farm, Kranj, Slovenia (4 sensor nodes, 1 concentrator) under OpenAgri SIP13.</w:t>
       </w:r>
     </w:p>
     <w:p>

--- a/docs/SFS_Node_Hardware_Documentation_v0.1.docx
+++ b/docs/SFS_Node_Hardware_Documentation_v0.1.docx
@@ -50,38 +50,6 @@
         <w:br/>
         <w:t>Release Date: 2026-06-17</w:t>
       </w:r>
-      <w:r>
-        <w:rPr>
-          <w:rFonts w:eastAsia="Arial" w:cs="Arial" w:ascii="Arial" w:hAnsi="Arial"/>
-          <w:b w:val="false"/>
-          <w:bCs w:val="false"/>
-          <w:color w:val="000000"/>
-          <w:sz w:val="20"/>
-          <w:szCs w:val="20"/>
-        </w:rPr>
-      </w:r>
-      <w:r>
-        <w:rPr/>
-      </w:r>
-      <w:hyperlink r:id="rId2">
-        <w:r>
-          <w:rPr>
-            <w:rStyle w:val="Hyperlink"/>
-          </w:rPr>
-          <w:t>info@inokron.com</w:t>
-        </w:r>
-      </w:hyperlink>
-      <w:r>
-        <w:rPr/>
-      </w:r>
-      <w:r>
-        <w:rPr>
-          <w:shd w:fill="FFB66C" w:val="clear"/>
-        </w:rPr>
-      </w:r>
-      <w:r>
-        <w:rPr/>
-      </w:r>
     </w:p>
     <w:p>
       <w:pPr>
@@ -148,8 +116,8 @@
         </w:tblCellMar>
       </w:tblPr>
       <w:tblGrid>
-        <w:gridCol w:w="3449"/>
-        <w:gridCol w:w="5387"/>
+        <w:gridCol w:w="3448"/>
+        <w:gridCol w:w="5388"/>
       </w:tblGrid>
       <w:tr>
         <w:trPr>
@@ -157,7 +125,7 @@
         </w:trPr>
         <w:tc>
           <w:tcPr>
-            <w:tcW w:w="3449" w:type="dxa"/>
+            <w:tcW w:w="3448" w:type="dxa"/>
             <w:tcBorders>
               <w:top w:val="single" w:sz="6" w:space="0" w:color="000000"/>
               <w:bottom w:val="single" w:sz="6" w:space="0" w:color="000000"/>
@@ -205,7 +173,7 @@
         </w:tc>
         <w:tc>
           <w:tcPr>
-            <w:tcW w:w="5387" w:type="dxa"/>
+            <w:tcW w:w="5388" w:type="dxa"/>
             <w:tcBorders>
               <w:top w:val="single" w:sz="6" w:space="0" w:color="000000"/>
               <w:bottom w:val="single" w:sz="6" w:space="0" w:color="000000"/>
@@ -256,7 +224,7 @@
         <w:trPr/>
         <w:tc>
           <w:tcPr>
-            <w:tcW w:w="3449" w:type="dxa"/>
+            <w:tcW w:w="3448" w:type="dxa"/>
             <w:tcBorders/>
           </w:tcPr>
           <w:p>
@@ -301,7 +269,7 @@
         </w:tc>
         <w:tc>
           <w:tcPr>
-            <w:tcW w:w="5387" w:type="dxa"/>
+            <w:tcW w:w="5388" w:type="dxa"/>
             <w:tcBorders/>
           </w:tcPr>
           <w:p>
@@ -349,7 +317,7 @@
         <w:trPr/>
         <w:tc>
           <w:tcPr>
-            <w:tcW w:w="3449" w:type="dxa"/>
+            <w:tcW w:w="3448" w:type="dxa"/>
             <w:tcBorders/>
           </w:tcPr>
           <w:p>
@@ -394,7 +362,7 @@
         </w:tc>
         <w:tc>
           <w:tcPr>
-            <w:tcW w:w="5387" w:type="dxa"/>
+            <w:tcW w:w="5388" w:type="dxa"/>
             <w:tcBorders/>
           </w:tcPr>
           <w:p>
@@ -442,7 +410,7 @@
         <w:trPr/>
         <w:tc>
           <w:tcPr>
-            <w:tcW w:w="3449" w:type="dxa"/>
+            <w:tcW w:w="3448" w:type="dxa"/>
             <w:tcBorders/>
           </w:tcPr>
           <w:p>
@@ -487,7 +455,7 @@
         </w:tc>
         <w:tc>
           <w:tcPr>
-            <w:tcW w:w="5387" w:type="dxa"/>
+            <w:tcW w:w="5388" w:type="dxa"/>
             <w:tcBorders/>
           </w:tcPr>
           <w:p>
@@ -535,7 +503,7 @@
         <w:trPr/>
         <w:tc>
           <w:tcPr>
-            <w:tcW w:w="3449" w:type="dxa"/>
+            <w:tcW w:w="3448" w:type="dxa"/>
             <w:tcBorders/>
           </w:tcPr>
           <w:p>
@@ -580,7 +548,7 @@
         </w:tc>
         <w:tc>
           <w:tcPr>
-            <w:tcW w:w="5387" w:type="dxa"/>
+            <w:tcW w:w="5388" w:type="dxa"/>
             <w:tcBorders/>
           </w:tcPr>
           <w:p>
@@ -628,7 +596,7 @@
         <w:trPr/>
         <w:tc>
           <w:tcPr>
-            <w:tcW w:w="3449" w:type="dxa"/>
+            <w:tcW w:w="3448" w:type="dxa"/>
             <w:tcBorders>
               <w:bottom w:val="single" w:sz="6" w:space="0" w:color="000000"/>
             </w:tcBorders>
@@ -675,7 +643,7 @@
         </w:tc>
         <w:tc>
           <w:tcPr>
-            <w:tcW w:w="5387" w:type="dxa"/>
+            <w:tcW w:w="5388" w:type="dxa"/>
             <w:tcBorders>
               <w:bottom w:val="single" w:sz="6" w:space="0" w:color="000000"/>
             </w:tcBorders>
@@ -837,23 +805,6 @@
     </w:p>
     <w:p>
       <w:pPr>
-        <w:pStyle w:val="Normal"/>
-        <w:rPr/>
-      </w:pPr>
-      <w:r>
-        <w:rPr>
-          <w:b/>
-          <w:bCs/>
-        </w:rPr>
-        <w:t>Internal hardware blocks:</w:t>
-      </w:r>
-      <w:r>
-        <w:rPr/>
-        <w:t xml:space="preserve"> sensing and processing (MCU, 4-port UART MUX, climate sensor connector), radio (LoRa module), power regulation. Full electronics detail in Section 7.</w:t>
-      </w:r>
-    </w:p>
-    <w:p>
-      <w:pPr>
         <w:pStyle w:val="Heading2"/>
         <w:rPr/>
       </w:pPr>
@@ -897,10 +848,17 @@
           <w:i w:val="false"/>
           <w:iCs w:val="false"/>
         </w:rPr>
-        <w:t>Concentrator node: Receive and CRC-validate LoRa packets from sensor nodes; output decoded readings as an ASCII serial stream over UART to the edge device; indicate operating status via onboard LEDs.</w:t>
+        <w:t xml:space="preserve">Concentrator node: </w:t>
       </w:r>
       <w:r>
-        <w:rPr/>
+        <w:rPr>
+          <w:rStyle w:val="Emphasis"/>
+          <w:b w:val="false"/>
+          <w:bCs w:val="false"/>
+          <w:i w:val="false"/>
+          <w:iCs w:val="false"/>
+        </w:rPr>
+        <w:t>Receive and CRC-validate LoRa packets from sensor nodes; output decoded readings as an ASCII serial stream over UART to the edge device; indicate operating status via onboard LEDs.</w:t>
       </w:r>
     </w:p>
     <w:p>
@@ -1030,9 +988,25 @@
         <w:rPr>
           <w:b w:val="false"/>
           <w:bCs w:val="false"/>
-          <w:shd w:fill="FFB66C" w:val="clear"/>
+          <w:shd w:fill="auto" w:val="clear"/>
         </w:rPr>
-        <w:t>Altium Designer (editable source files planned for release after June 2026)</w:t>
+        <w:t xml:space="preserve">Altium Designer (editable source files planned for release </w:t>
+      </w:r>
+      <w:r>
+        <w:rPr>
+          <w:b w:val="false"/>
+          <w:bCs w:val="false"/>
+          <w:shd w:fill="auto" w:val="clear"/>
+        </w:rPr>
+        <w:t>at the end of</w:t>
+      </w:r>
+      <w:r>
+        <w:rPr>
+          <w:b w:val="false"/>
+          <w:bCs w:val="false"/>
+          <w:shd w:fill="auto" w:val="clear"/>
+        </w:rPr>
+        <w:t xml:space="preserve"> June 2026)</w:t>
       </w:r>
       <w:r>
         <w:rPr/>
@@ -1079,7 +1053,14 @@
           <w:b/>
           <w:bCs/>
         </w:rPr>
-        <w:t>Electrical characteristics: PCB input 5V DC, 3.3V logic; mains (100–240V AC) handled by the self-contained HLK-5M05 module. Per-component characteristics are given in the respective datasheets and the BOM.</w:t>
+        <w:t xml:space="preserve">Electrical characteristics: </w:t>
+      </w:r>
+      <w:r>
+        <w:rPr>
+          <w:b w:val="false"/>
+          <w:bCs w:val="false"/>
+        </w:rPr>
+        <w:t xml:space="preserve">PCB input 5V DC, 3.3V logic; mains (100–240V AC) handled by the self-contained HLK-5M05 module. </w:t>
       </w:r>
     </w:p>
     <w:p>
@@ -1320,9 +1301,6 @@
         </w:rPr>
         <w:t>Node enclosure: Mount HLK-5M05 power module, PCB and other components inside the housing. Connect PCB via terminal blocks. Route sensor cables through the enclosure openings. Connect one sensor directly into the integrated sensor slot on the enclosure.</w:t>
       </w:r>
-      <w:r>
-        <w:rPr/>
-      </w:r>
     </w:p>
     <w:p>
       <w:pPr>
@@ -1492,12 +1470,6 @@
       <w:r>
         <w:rPr/>
         <w:t>Enclosure is not IP rated; not suitable for direct water exposure. Feed level readings can be noisy in deployments with a low number of sensors per trough location; a minimum of 3 sensors per location is recommended – with sensors not placed too close together. Temperature readings may degrade if the enclosure is exposed to direct sunlight; shaded installation is recommended.</w:t>
-      </w:r>
-      <w:r>
-        <w:rPr/>
-      </w:r>
-      <w:r>
-        <w:rPr/>
       </w:r>
     </w:p>
     <w:p>
@@ -3188,13 +3160,15 @@
       <w:u w:val="single"/>
     </w:rPr>
   </w:style>
+  <w:style w:type="character" w:styleId="FootnoteCharacters">
+    <w:name w:val="Footnote Characters"/>
+    <w:qFormat/>
+    <w:rPr>
+      <w:vertAlign w:val="superscript"/>
+    </w:rPr>
+  </w:style>
   <w:style w:type="character" w:styleId="FootnoteCharactersuser">
     <w:name w:val="Footnote Characters (user)"/>
-    <w:qFormat/>
-    <w:rPr/>
-  </w:style>
-  <w:style w:type="character" w:styleId="FootnoteCharacters">
-    <w:name w:val="Footnote Characters"/>
     <w:qFormat/>
     <w:rPr>
       <w:vertAlign w:val="superscript"/>

--- a/docs/SFS_Node_Hardware_Documentation_v0.1.docx
+++ b/docs/SFS_Node_Hardware_Documentation_v0.1.docx
@@ -44,7 +44,7 @@
         <w:br/>
         <w:t>Contact Email: info@inokron.com</w:t>
         <w:br/>
-        <w:t>Repository URL: https://github.com/Inokron/OA-HWcomponents</w:t>
+        <w:t>Repository URL: https://github.com/inokron-doo/OA-HWcomponents</w:t>
         <w:br/>
         <w:t>Version: v0.1</w:t>
         <w:br/>
@@ -1419,7 +1419,7 @@
       </w:pPr>
       <w:r>
         <w:rPr/>
-        <w:t>Files provided in the v0.1 repository: schematic PDF, Gerber fabrication files, and the full BOM (CSV). Enclosure STL files and the editable schematic/PCB source files (Altium project) are pending and will be added in a later update (source files after June 2026). PCB is reproducible via any standard 2-layer FR4 fabrication service; the enclosure is printable on any FDM printer. Validated through field deployment at Novak farm, Kranj, Slovenia (4 sensor nodes, 1 concentrator) under OpenAgri SIP13.</w:t>
+        <w:t>Files provided in the v0.1 repository: schematic PDF, Gerber fabrication files, the full BOM (CSV), and the node enclosure STL (mechanical/SFS_Node_Enclosure_v0.1.stl). The editable schematic/PCB source files (Altium project) and the sensor-mount STL are pending and will be added in a later update (source files after June 2026). PCB is reproducible via any standard 2-layer FR4 fabrication service; the enclosure is printable on any FDM printer. Validated through field deployment at Novak farm, Kranj, Slovenia (4 sensor nodes, 1 concentrator) under OpenAgri SIP13.</w:t>
       </w:r>
     </w:p>
     <w:p>
@@ -1489,7 +1489,7 @@
       </w:pPr>
       <w:r>
         <w:rPr/>
-        <w:t>Citation: Inokron d.o.o. (2026). SFS LoRa Sensor Network Node v0.1. OpenAgri EU project, SIP13. https://github.com/Inokron/OA-HWcomponents.</w:t>
+        <w:t>Citation: Inokron d.o.o. (2026). SFS LoRa Sensor Network Node v0.1. OpenAgri EU project, SIP13. https://github.com/inokron-doo/OA-HWcomponents.</w:t>
       </w:r>
     </w:p>
     <w:p>

--- a/docs/SFS_Node_Hardware_Documentation_v0.1.docx
+++ b/docs/SFS_Node_Hardware_Documentation_v0.1.docx
@@ -931,7 +931,7 @@
       </w:r>
       <w:r>
         <w:rPr/>
-        <w:t xml:space="preserve"> LoRa 433 MHz operation subject to EU regulations.</w:t>
+        <w:t xml:space="preserve"> LoRa 868 MHz operation subject to EU regulations.</w:t>
       </w:r>
     </w:p>
     <w:p>
@@ -990,23 +990,7 @@
           <w:bCs w:val="false"/>
           <w:shd w:fill="auto" w:val="clear"/>
         </w:rPr>
-        <w:t xml:space="preserve">Altium Designer (editable source files planned for release </w:t>
-      </w:r>
-      <w:r>
-        <w:rPr>
-          <w:b w:val="false"/>
-          <w:bCs w:val="false"/>
-          <w:shd w:fill="auto" w:val="clear"/>
-        </w:rPr>
-        <w:t>at the end of</w:t>
-      </w:r>
-      <w:r>
-        <w:rPr>
-          <w:b w:val="false"/>
-          <w:bCs w:val="false"/>
-          <w:shd w:fill="auto" w:val="clear"/>
-        </w:rPr>
-        <w:t xml:space="preserve"> June 2026)</w:t>
+        <w:t>Altium Designer (editable source files planned for release at the end of June 2026)</w:t>
       </w:r>
       <w:r>
         <w:rPr/>
@@ -1131,7 +1115,7 @@
       </w:pPr>
       <w:r>
         <w:rPr/>
-        <w:t>LR02 LoRa module (433 MHz) – 1 pc;</w:t>
+        <w:t>LR02 LoRa module (868 MHz) – 1 pc;</w:t>
       </w:r>
     </w:p>
     <w:p>
@@ -1200,11 +1184,7 @@
       </w:pPr>
       <w:r>
         <w:rPr/>
-        <w:t xml:space="preserve">    • </w:t>
-      </w:r>
-      <w:r>
-        <w:rPr/>
-        <w:t>Sensor node firmware</w:t>
+        <w:t xml:space="preserve">    • Sensor node firmware</w:t>
       </w:r>
     </w:p>
     <w:p>
@@ -1214,11 +1194,7 @@
       </w:pPr>
       <w:r>
         <w:rPr/>
-        <w:t xml:space="preserve">    • </w:t>
-      </w:r>
-      <w:r>
-        <w:rPr/>
-        <w:t>Concentrator node firmware</w:t>
+        <w:t xml:space="preserve">    • Concentrator node firmware</w:t>
       </w:r>
     </w:p>
     <w:p>
@@ -1375,7 +1351,7 @@
       </w:pPr>
       <w:r>
         <w:rPr/>
-        <w:t>PCB operates at 5V DC / 3.3V logic; mains voltage (100–240V AC) is handled by the self-contained HLK-5M05 module mounted separately in the enclosure. Components sourced from Farnell are RoHS-compliant; AliExpress-sourced components are unverified. LoRa 433 MHz operation is subject to local laws. CE marking not assessed.</w:t>
+        <w:t>PCB operates at 5V DC / 3.3V logic; mains voltage (100–240V AC) is handled by the self-contained HLK-5M05 module mounted separately in the enclosure. Components sourced from Farnell are RoHS-compliant; AliExpress-sourced components are unverified. LoRa 868 MHz operation is subject to local laws. CE marking not assessed.</w:t>
       </w:r>
     </w:p>
     <w:p>
